--- a/달 아래 비밀 없는 정원_v2.docx
+++ b/달 아래 비밀 없는 정원_v2.docx
@@ -41,7 +41,7 @@
     </w:p>
     <w:p>
       <w:r>
-        <w:t>플레이 시간 120분</w:t>
+        <w:t>플레이 시간 약 140분</w:t>
       </w:r>
     </w:p>
     <w:p/>
@@ -140,12 +140,22 @@
     </w:p>
     <w:p>
       <w:r>
-        <w:t>&gt; 1-2페이즈 각 15분</w:t>
-      </w:r>
-    </w:p>
-    <w:p>
-      <w:r>
-        <w:t>&gt; 3-5페이즈 각 20분</w:t>
+        <w:t>&gt; 1페이즈 15분</w:t>
+      </w:r>
+    </w:p>
+    <w:p>
+      <w:r>
+        <w:t>&gt; 2페이즈 20분</w:t>
+      </w:r>
+    </w:p>
+    <w:p>
+      <w:r>
+        <w:t>&gt; 3페이즈 25분</w:t>
+      </w:r>
+    </w:p>
+    <w:p>
+      <w:r>
+        <w:t>&gt; 4-5페이즈 각 20분</w:t>
       </w:r>
     </w:p>
     <w:p>
@@ -294,7 +304,7 @@
     </w:p>
     <w:p>
       <w:r>
-        <w:t>단서카드 23장</w:t>
+        <w:t>단서카드 29장</w:t>
       </w:r>
     </w:p>
     <w:p>
@@ -412,6 +422,11 @@
     </w:p>
     <w:p>
       <w:r>
+        <w:t>태우지 못한 원망: 당신은 신력을 앗아간 서린을 원망하며 저주부를 쓰다, 차마 완성하지 못하고 부적함 깊이 숨겨두었습니다. 저주부 단서가 나오면 담담히 인정하세요. "맞아요, 원망했어요. 하지만 끝내 완성하지 못했죠. 그분은 제 사저였으니까."</w:t>
+      </w:r>
+    </w:p>
+    <w:p>
+      <w:r>
         <w:t>환명굿이란? 환명굿은 두 아이의 사주를 바꾸는 의식이며, 무속에서 금기된 술법 중 하나입니다. 이 술법을 완성하기 위해서는 주재자와 부주재자가 필요합니다. 윤서린이 이 의식을 주재했으며, 당신은 부주재로서 술법을 도왔습니다.</w:t>
       </w:r>
     </w:p>
@@ -564,6 +579,11 @@
     </w:p>
     <w:p>
       <w:r>
+        <w:t>숨겨온 사실들: 당신은 죄책감과 강박을 이기지 못해 모든 것을 버리고 떠나려 가방을 꾸려두고 있었습니다. 미안함에 송이의 얼굴을 그리다 도저히 완성하지 못하고 찢어버린 적도 있습니다. 하늘의 양육권 소송을 준비했던 것도 사실입니다. 하늘이 없이는 살 수 없었으니까요. 이 단서들이 나오면 사실대로 인정하되, 그날 밤과는 무관하다고 하세요. "전 그저 떠나려 했을 뿐이에요. 그러니 조용히 사라진 것뿐인지도 모르죠."</w:t>
+      </w:r>
+    </w:p>
+    <w:p>
+      <w:r>
         <w:t>취조 시 알리바이: 그날 밤 저는 신당에서 밤새 기도를 올리고 있었어요. 밖에는 한 발짝도 나가지 않았습니다.</w:t>
       </w:r>
     </w:p>
@@ -721,6 +741,11 @@
     </w:p>
     <w:p>
       <w:r>
+        <w:t>양육권 소송 단서가 나왔을 때의 변명: "사실입니다. 서린이 하늘이를 데려가겠다고 했어요. 하지만 그건 부모 싸움이지, 사람을 죽일 이유는 못 됩니다."</w:t>
+      </w:r>
+    </w:p>
+    <w:p>
+      <w:r>
         <w:t>✦ 연기 팁</w:t>
       </w:r>
     </w:p>
@@ -860,7 +885,7 @@
     <w:p/>
     <w:p>
       <w:r>
-        <w:t>단서카드 (23장)</w:t>
+        <w:t>단서카드 (29장)</w:t>
       </w:r>
     </w:p>
     <w:p>
@@ -880,6 +905,11 @@
     </w:p>
     <w:p>
       <w:r>
+        <w:t>이혼 조정 기록 사본: 이혼 성립 후에도 윤서린이 아들 하늘의 양육권을 되찾으려 소송을 준비 중이었다는 기록. "아이를 못 보면 죽어버릴 것"이라는 발언이 적혀 있다. 강지석과 신당 앞에서 크게 다퉜다는 이웃 증언이 첨부되어 있다.</w:t>
+      </w:r>
+    </w:p>
+    <w:p>
+      <w:r>
         <w:t>[기억 조각/형사]: "나는 형사다. 복송동 두 여인 실종사건을 수사하러 신당에 당도했다. 사건이 일어난 날은 1998년 9월 2일 밤이다."</w:t>
       </w:r>
     </w:p>
@@ -895,6 +925,16 @@
     </w:p>
     <w:p>
       <w:r>
+        <w:t>이안의 진료 기록: 생후부터 이어진 원인 불명의 쇠약 증세. 큰 병원 세 곳을 돌았지만 어느 곳도 뚜렷한 병명을 찾지 못했다. 마지막 소견서에는 '선천적 허약 체질로 추정'이라고만 적혀 있다.</w:t>
+      </w:r>
+    </w:p>
+    <w:p>
+      <w:r>
+        <w:t>박재훈의 유서: "이안아, 아빠가 미안해. 그렇게 힘들어하는 걸 보고도 지켜주지 못해서. 여보, 먼저 가서 우리 아들 안아주고 있을게."</w:t>
+      </w:r>
+    </w:p>
+    <w:p>
+      <w:r>
         <w:t>이안의 사진: 이안이 방에서 장난감을 가지고 놀고 있다. 벽에 걸린, 장수를 상징하는 거북이와 소나무가 세로로 그려진 동양화 족자. 족자 아래쪽 배접이 살짝 들떠, 그림과 족자 사이로 네모난 부적의 귀퉁이가 삐죽 비어져 나와 있다.</w:t>
       </w:r>
     </w:p>
@@ -935,31 +975,46 @@
     </w:p>
     <w:p>
       <w:r>
+        <w:t>찢다 만 초상 스케치: 서린의 화실에서 발견된 습작. 한송이의 얼굴을 그리다 만 흔적. 얼굴 부분만 거칠게 찢겨 나가 있다.</w:t>
+      </w:r>
+    </w:p>
+    <w:p>
+      <w:r>
+        <w:t>꾸려진 여행 가방: 서린의 신당 안방 장롱에서 발견. 현금 뭉치와 갈아입을 옷가지. 당장이라도 어디론가 떠날 수 있게 꾸려져 있었다.</w:t>
+      </w:r>
+    </w:p>
+    <w:p>
+      <w:r>
+        <w:t>쓰다 만 저주부: 해월의 부적함 깊숙한 곳에서 나온 부적. 저주할 대상의 이름 자리에 '尹(윤)' 자가 쓰다 만 채 남아 있고, 부적은 끝내 완성되지 않았다.</w:t>
+      </w:r>
+    </w:p>
+    <w:p>
+      <w:r>
+        <w:t>서린의 유언장: 사망 시 내 명의로 되어 있는 신당은 정해월에게 양도한다.</w:t>
+      </w:r>
+    </w:p>
+    <w:p>
+      <w:r>
+        <w:t>[기억 조각/형사]: "아버지는 낮엔 나를 보며 다정하게 웃었지만, 밤만 되면 술에 취해 흐느꼈다. '미안합니다. 미안해요..' 아버지는 대체 무슨 잘못을 했던 걸까?"</w:t>
+      </w:r>
+    </w:p>
+    <w:p>
+      <w:r>
+        <w:t>4페이즈 — "무엇이 이 비극을 만들었는가?"</w:t>
+      </w:r>
+    </w:p>
+    <w:p>
+      <w:r>
+        <w:t>환명굿 의식 절차 노트: 사주를 훔치는 비방이 적힌 낡은 노트. '1. 두 무당이 결인을 맺고 부적을 두 장 쓴다. 2. 부적을 사주를 바꿀 상대의 방에 각각 하나씩 둔다.'</w:t>
+      </w:r>
+    </w:p>
+    <w:p>
+      <w:r>
         <w:t>하늘의 방 사진: 평범한 아이의 방. 그런데 이안의 방에 있던 것과 같은 '거북이와 소나무 동양화 족자'가 걸려 있다. 그리고 어딘가 이상하다. 창가의 화분은 완전히 말라비틀어졌고, 해가 드는 책장은 색이 푸르게 바랬으며, 방 전체에 뽀얗게 먼지가 쌓여 있다. 아주 오랫동안, 아무도 살지 않은 방처럼.</w:t>
       </w:r>
     </w:p>
     <w:p>
       <w:r>
-        <w:t>서린의 유언장: 사망 시 내 명의로 되어 있는 신당은 정해월에게 양도한다.</w:t>
-      </w:r>
-    </w:p>
-    <w:p>
-      <w:r>
-        <w:t>[기억 조각/형사]: "아버지는 낮엔 나를 보며 다정하게 웃었지만, 밤만 되면 술에 취해 흐느꼈다. '미안합니다. 미안해요..' 아버지는 대체 무슨 잘못을 했던 걸까?"</w:t>
-      </w:r>
-    </w:p>
-    <w:p>
-      <w:r>
-        <w:t>4페이즈 — "무엇이 이 비극을 만들었는가?"</w:t>
-      </w:r>
-    </w:p>
-    <w:p>
-      <w:r>
-        <w:t>환명굿 의식 절차 노트: 사주를 훔치는 비방이 적힌 낡은 노트. '1. 두 무당이 결인을 맺고 부적을 두 장 쓴다. 2. 부적을 사주를 바꿀 상대의 방에 각각 하나씩 둔다.'</w:t>
-      </w:r>
-    </w:p>
-    <w:p>
-      <w:r>
         <w:t>늙은 무당의 진술 기록: "실종 사건이 있던 날 저녁, 웬 여자가 비를 맞으며 찾아와 부적 한 장을 내밀었습니다. 사주를 훔치는 금기의 부적, 환명부였지요. 사실대로 알려주자 여자는 얼굴이 하얗게 질려서는 인사도 없이 뛰쳐나갔습니다. 경찰에 말하지 않았냐고요? 무당 말을 누가 믿어줍니까."</w:t>
       </w:r>
     </w:p>
@@ -1104,7 +1159,7 @@
     </w:p>
     <w:p>
       <w:r>
-        <w:t>[카드 2 / 2페이즈]: "그날 밤 술을 좀 마시긴 했습니다. 하지만 집 밖으로는 한 발짝도 안 나갔어요. ...왜 다들 나를 그렇게 봅니까."</w:t>
+        <w:t>[카드 2 / 2페이즈]: "양육권 소송이요? 사실입니다. 서린이 하늘이를 데려가겠다고 했으니까. 하지만 그건 부모 싸움이지, 사람 죽일 일이 아닙니다. 그날 밤엔 술을 좀 마시긴 했지만 집 밖으로는 한 발짝도 안 나갔어요. ...왜 다들 나를 그렇게 봅니까."</w:t>
       </w:r>
     </w:p>
     <w:p>

--- a/달 아래 비밀 없는 정원_v2.docx
+++ b/달 아래 비밀 없는 정원_v2.docx
@@ -237,7 +237,7 @@
     </w:p>
     <w:p>
       <w:r>
-        <w:t>&gt; 4인 플레이 시 NPC 강지석의 [카드 5] 자백은 자동으로 달조각 1개로 인정되며, [연못의 진실] 강지석 카드는 사용하지 않습니다.</w:t>
+        <w:t>&gt; 4인 플레이 시 NPC 강지석의 [카드 5] 공개는 자동으로 달조각 1개로 인정되며, [연못의 진실] 강지석 카드는 사용하지 않습니다.</w:t>
       </w:r>
     </w:p>
     <w:p/>

--- a/달 아래 비밀 없는 정원_v2.docx
+++ b/달 아래 비밀 없는 정원_v2.docx
@@ -237,7 +237,7 @@
     </w:p>
     <w:p>
       <w:r>
-        <w:t>&gt; 4인 플레이 시 NPC 강지석의 [카드 5] 공개는 자동으로 달조각 1개로 인정되며, [연못의 진실] 강지석 카드는 사용하지 않습니다.</w:t>
+        <w:t>&gt; 4인 플레이 시, 두 번째 달조각이 연못에 놓이는 순간 NPC 강지석도 연못 앞에 섭니다. 즉시 [연못의 진실] 강지석 카드를 공개하고, 달조각 하나를 놓습니다.</w:t>
       </w:r>
     </w:p>
     <w:p/>
@@ -422,7 +422,7 @@
     </w:p>
     <w:p>
       <w:r>
-        <w:t>태우지 못한 원망: 당신은 신력을 앗아간 서린을 원망하며 저주부를 쓰다, 차마 완성하지 못하고 부적함 깊이 숨겨두었습니다. 저주부 단서가 나오면 담담히 인정하세요. "맞아요, 원망했어요. 하지만 끝내 완성하지 못했죠. 그분은 제 사저였으니까."</w:t>
+        <w:t>그날 아침의 약속: 당신의 수첩에는 '9월 3일 아침, 사저 신당 방문'이라는 메모가 남아 있습니다. 수첩 단서가 나오면 방문 약속은 인정하되, 그곳에서 본 것은 숨기세요. "가긴 갔었어요. 그런데 신당은 비어 있었어요. 사저는 이미 안 계셨죠."</w:t>
       </w:r>
     </w:p>
     <w:p>
@@ -579,7 +579,7 @@
     </w:p>
     <w:p>
       <w:r>
-        <w:t>숨겨온 사실들: 당신은 죄책감과 강박을 이기지 못해 모든 것을 버리고 떠나려 가방을 꾸려두고 있었습니다. 미안함에 송이의 얼굴을 그리다 도저히 완성하지 못하고 찢어버린 적도 있습니다. 하늘의 양육권 소송을 준비했던 것도 사실입니다. 하늘이 없이는 살 수 없었으니까요. 이 단서들이 나오면 사실대로 인정하되, 그날 밤과는 무관하다고 하세요. "전 그저 떠나려 했을 뿐이에요. 그러니 조용히 사라진 것뿐인지도 모르죠."</w:t>
+        <w:t>숨겨온 사실들: 당신은 죄책감과 강박을 이기지 못해 모든 것을 버리고 떠나려 가방을 꾸려두고 있었습니다. 환명굿의 인과로 환청과 환시에 시달려 약 없이는 잠들지 못했던 것도, 하늘의 양육권 소송을 준비했던 것도 사실입니다. 하늘이 없이는 살 수 없었으니까요. 이 단서들이 나오면 사실대로 인정하되, 그날 밤과는 무관하다고 하세요. "전 그저 떠나려 했을 뿐이에요. 그러니 조용히 사라진 것뿐인지도 모르죠."</w:t>
       </w:r>
     </w:p>
     <w:p>
@@ -975,7 +975,7 @@
     </w:p>
     <w:p>
       <w:r>
-        <w:t>찢다 만 초상 스케치: 서린의 화실에서 발견된 습작. 한송이의 얼굴을 그리다 만 흔적. 얼굴 부분만 거칠게 찢겨 나가 있다.</w:t>
+        <w:t>서린의 처방 기록: 사건 반년 전부터 신경안정제와 수면제 처방량이 급격히 늘었다. 의사 소견란에는 '환청과 환시를 호소함'이라고 적혀 있다.</w:t>
       </w:r>
     </w:p>
     <w:p>
@@ -985,7 +985,7 @@
     </w:p>
     <w:p>
       <w:r>
-        <w:t>쓰다 만 저주부: 해월의 부적함 깊숙한 곳에서 나온 부적. 저주할 대상의 이름 자리에 '尹(윤)' 자가 쓰다 만 채 남아 있고, 부적은 끝내 완성되지 않았다.</w:t>
+        <w:t>해월의 수첩: '9월 3일 아침, 사저 신당 방문. 부적 건 상의.' 사건 바로 다음 날 아침, 해월이 그 신당에 갈 예정이었다는 메모.</w:t>
       </w:r>
     </w:p>
     <w:p>
@@ -1050,7 +1050,7 @@
     </w:p>
     <w:p>
       <w:r>
-        <w:t>형사와 정해월의 통화 음성 파일: 해월당이죠? 28년 전 실종 사건을 수사하고 있는 형사입니다. 내일 밤 찾아뵙겠습니다.</w:t>
+        <w:t>형사와 정해월의 통화 음성 파일: 해월당이죠? 28년 전 실종 사건을 수사하고 있는 강형사입니다. 내일 밤 찾아뵙겠습니다.</w:t>
       </w:r>
     </w:p>
     <w:p>
@@ -1086,7 +1086,7 @@
     </w:p>
     <w:p>
       <w:r>
-        <w:t>[정해월]: 판을 완성할 시간입니다. 남은 신력을 다해 모든 진실이 이 정원 위로 드러나도록 이끄세요. 그리고 모두가 남이 아닌 자기 자신의 죄를 마주 보게 하세요. 연못 앞에 서기를 망설이는 이가 있다면, 그 등을 가만히 밀어주세요.</w:t>
+        <w:t>[정해월]: 판을 완성할 시간입니다. 남은 신력을 다해 모든 진실이 이 정원 위로 드러나도록 이끄세요. 그리고 모두가 남이 아닌 자기 자신의 죄를 마주 보게 하세요. 연못 앞에 서기를 망설이는 이가 있다면, 그 등을 가만히 밀어주세요. 그리고 잊지 마세요 — 당신 또한 이 비극의 죄인입니다. 당신도 연못 앞에 설 수 있습니다.</w:t>
       </w:r>
     </w:p>
     <w:p/>
@@ -1179,7 +1179,7 @@
     </w:p>
     <w:p>
       <w:r>
-        <w:t>* NPC 강지석은 투표하지 않지만, 다른 플레이어가 투표에서 지목할 수는 있습니다. 최후의 발언에서 강지석의 발언 순서는 건너뜁니다. 이미 공개된 [카드 5]가 그의 마지막 말입니다. [카드 5]의 자백은 자동으로 달조각 1개로 인정됩니다.</w:t>
+        <w:t>* NPC 강지석은 투표하지 않지만, 다른 플레이어가 투표에서 지목할 수는 있습니다. 최후의 발언에서 강지석의 발언 순서는 건너뜁니다. 이미 공개된 [카드 5]가 그의 마지막 말입니다.</w:t>
       </w:r>
     </w:p>
     <w:p/>
@@ -1343,7 +1343,7 @@
     </w:p>
     <w:p>
       <w:r>
-        <w:t>단, 모두가 다른 사람을 지목했고 플레이어 중 단 한 명도 연못 앞에 서지 않았다면 &gt; 히든 결말 [달이 삼킨 정원] (NPC 강지석의 달조각은 계수하지 않습니다)</w:t>
+        <w:t>단, 모두가 다른 사람을 지목했고 연못에 달조각이 하나도 없다면 &gt; 히든 결말 [달이 삼킨 정원]</w:t>
       </w:r>
     </w:p>
     <w:p>
@@ -1353,7 +1353,7 @@
     </w:p>
     <w:p>
       <w:r>
-        <w:t>단, 플레이어 전원이 연못 앞에 서서 달조각 다섯 개가 모두 놓여 있다면 &gt; 히든 결말 [수면 아래의 아이] (4인 플레이 시 NPC 강지석의 달조각을 포함해 다섯 개입니다)</w:t>
+        <w:t>단, 연못에 달조각 다섯 개가 모두 놓여 있다면 &gt; 히든 결말 [수면 아래의 아이]</w:t>
       </w:r>
     </w:p>
     <w:p>

--- a/달 아래 비밀 없는 정원_v2.docx
+++ b/달 아래 비밀 없는 정원_v2.docx
@@ -94,7 +94,7 @@
     </w:p>
     <w:p>
       <w:r>
-        <w:t>* 4인 플레이 시 [강지석]은 NPC가 됩니다. 이때 강지석의 인물 설정서는 아무도 읽지 않으며, 페이즈마다 공개되는 'NPC 강지석 카드'가 그의 입을 대신합니다.</w:t>
+        <w:t>* 4인 플레이 시 [정해월]은 NPC가 됩니다. 이때 정해월의 인물 설정서는 아무도 읽지 않으며, 페이즈마다 공개되는 'NPC 정해월 카드'가 그녀의 입을 대신합니다. 네 명의 플레이어는 형사, 윤서린, 한송이, 강지석을 맡습니다.</w:t>
       </w:r>
     </w:p>
     <w:p>
@@ -186,7 +186,17 @@
     </w:p>
     <w:p>
       <w:r>
-        <w:t>&gt; 이어서 형사 플레이어가 해당 페이즈의 단서카드를 한 장씩 소리 내어 읽고 전원에게 공개합니다.</w:t>
+        <w:t>&gt; 이어서 그 페이즈의 일반 단서카드를 잘 섞어 각자에게 1장씩 비공개로 나눠 줍니다. 자신이 받은 단서는 본인만 볼 수 있습니다.</w:t>
+      </w:r>
+    </w:p>
+    <w:p>
+      <w:r>
+        <w:t>&gt; 나눠 주고 남은 단서는 연못이 수면 위에 비춥니다 — 즉시 전원에게 공개합니다.</w:t>
+      </w:r>
+    </w:p>
+    <w:p>
+      <w:r>
+        <w:t>&gt; 받은 단서를 공개할지, 언제 공개할지는 오직 본인이 선택합니다. 게임이 끝날 때까지 숨겨도 좋습니다. 단, 공개하지 않은 단서의 내용을 왜곡해 인용할 수는 없습니다. 공개 전까지는 존재 자체를 함구해도 됩니다.</w:t>
       </w:r>
     </w:p>
     <w:p>
@@ -196,12 +206,17 @@
     </w:p>
     <w:p>
       <w:r>
-        <w:t>&gt; 모든 단서는 공개 정보입니다. 페이즈가 끝나기 전까지 단서를 근거로 자유롭게 질문하고 추궁할 수 있습니다.</w:t>
-      </w:r>
-    </w:p>
-    <w:p>
-      <w:r>
-        <w:t>&gt; 4페이즈가 시작되면 단서카드 공개에 앞서, 각자 자신의 '미션 전환 카드'를 몰래 확인합니다. 내용은 소리 내어 읽지 않습니다.</w:t>
+        <w:t>&gt; [기억 조각]은 형사에게만 비공개로 전달됩니다. 형사는 기억 조각과 별개로 일반 단서 1장도 함께 받습니다.</w:t>
+      </w:r>
+    </w:p>
+    <w:p>
+      <w:r>
+        <w:t>&gt; 형사의 취조: 형사는 페이즈마다 1회, 한 사람을 지목해 취조할 수 있습니다. 지목당한 사람은 자신이 가진 미공개 단서 중 무작위 1장을 즉시 공개해야 합니다. 가진 단서가 없다면 취조 기회는 소모되지 않습니다.</w:t>
+      </w:r>
+    </w:p>
+    <w:p>
+      <w:r>
+        <w:t>&gt; 4페이즈가 시작되면 단서 배분에 앞서, 각자 자신의 '미션 전환 카드'를 몰래 확인합니다. 내용은 소리 내어 읽지 않습니다.</w:t>
       </w:r>
     </w:p>
     <w:p/>
@@ -237,7 +252,7 @@
     </w:p>
     <w:p>
       <w:r>
-        <w:t>&gt; 4인 플레이 시, 두 번째 달조각이 연못에 놓이는 순간 NPC 강지석도 연못 앞에 섭니다. 즉시 [연못의 진실] 강지석 카드를 공개하고, 달조각 하나를 놓습니다.</w:t>
+        <w:t>&gt; 4인 플레이 시, 두 번째 달조각이 연못에 놓이는 순간 NPC 정해월도 연못 앞에 섭니다. 즉시 [연못의 진실] 정해월 카드를 공개하고, 달조각 하나를 놓습니다.</w:t>
       </w:r>
     </w:p>
     <w:p/>
@@ -268,7 +283,7 @@
     </w:p>
     <w:p>
       <w:r>
-        <w:t>&gt; 4인 플레이 시 NPC 강지석은 한 줄 문답에 참여하지 않습니다. 그 페이즈에 공개된 NPC 카드의 진술이 그의 답을 대신합니다.</w:t>
+        <w:t>&gt; 4인 플레이 시 NPC 정해월은 한 줄 문답에 참여하지 않습니다. 그 페이즈에 공개된 NPC 카드의 진술이 그녀의 답을 대신합니다.</w:t>
       </w:r>
     </w:p>
     <w:p/>
@@ -304,7 +319,7 @@
     </w:p>
     <w:p>
       <w:r>
-        <w:t>단서카드 29장</w:t>
+        <w:t>단서카드 31장 (일반 단서 26장 + 형사의 기억 조각 5장)</w:t>
       </w:r>
     </w:p>
     <w:p>
@@ -334,7 +349,7 @@
     </w:p>
     <w:p>
       <w:r>
-        <w:t>NPC 강지석 카드 5장 (4인 플레이 전용)</w:t>
+        <w:t>NPC 정해월 카드 5장 (4인 플레이 전용)</w:t>
       </w:r>
     </w:p>
     <w:p>
@@ -365,7 +380,7 @@
     </w:p>
     <w:p>
       <w:r>
-        <w:t>4인 게임의 경우 NPC 강지석의 소개는 [NPC 강지석 카드 1]을 공개하는 것으로 대신합니다.</w:t>
+        <w:t>4인 게임의 경우 NPC 정해월의 소개는 [NPC 정해월 카드 1]을 공개하는 것으로 대신합니다.</w:t>
       </w:r>
     </w:p>
     <w:p/>
@@ -523,7 +538,7 @@
     </w:p>
     <w:p>
       <w:r>
-        <w:t>✦ 미션: 페이즈마다 해금되는 기억 조각을 통해 자신을 알고 진실에 도달하세요.</w:t>
+        <w:t>✦ 미션: 페이즈마다 해금되는 기억 조각(당신에게만 보입니다)을 통해 자신을 알고 진실에 도달하세요.</w:t>
       </w:r>
     </w:p>
     <w:p>
@@ -531,6 +546,11 @@
         <w:t>이곳에 있는 모두가 용의자입니다. 기억 조각이 가리키는 그날 밤, 각자 무엇을 했는지 전부 취조하고 강하게 압박해 진실을 알아내세요.</w:t>
       </w:r>
     </w:p>
+    <w:p>
+      <w:r>
+        <w:t>취조 권한: 페이즈마다 1회, 한 사람을 지목해 그가 숨긴 단서 중 무작위 1장을 강제로 공개시킬 수 있습니다. 누가 무엇을 쥐고 침묵하는지 읽어내세요.</w:t>
+      </w:r>
+    </w:p>
     <w:p/>
     <w:p>
       <w:r>
@@ -614,6 +634,11 @@
     </w:p>
     <w:p>
       <w:r>
+        <w:t>새벽에 신당 불이 켜져 있었다는 목격담이 나오면 붙잡으세요. "보세요, 전 새벽까지 신당에서 기도하고 있었어요."</w:t>
+      </w:r>
+    </w:p>
+    <w:p>
+      <w:r>
         <w:t>✦ 미션</w:t>
       </w:r>
     </w:p>
@@ -660,12 +685,17 @@
     </w:p>
     <w:p>
       <w:r>
+        <w:t>그날 저녁의 조각: 목격자들은 당신이 그날 저녁 두 번 집을 나섰다고 말합니다. 두 번째는 서린에게 따지러 간 길이었지만, 첫 번째 외출이 어디였는지는 아무리 애써도 기억나지 않습니다. 지워진 기억과 맞닿아 있는 듯합니다. 추궁당하면 이렇게 답하세요. "첫 번째는… 바람을 쐬러 잠깐 나갔던 것 같아요."</w:t>
+      </w:r>
+    </w:p>
+    <w:p>
+      <w:r>
         <w:t>취조 시 알리바이: 그날 밤엔 집에서 혼자 술을 마시다 잠들었어요. 이안이와 남편이 죽은 지 얼마 안 돼서 매일 수면제와 술에 취해 살았거든요.</w:t>
       </w:r>
     </w:p>
     <w:p>
       <w:r>
-        <w:t>방범 카메라 단서(칼)가 나왔을 때의 변명: "서린이에게 따지러 간 건 맞아요. 하지만 죽이려던 게 아니라, 내 눈앞에서 진실을 말하지 않으면 내 목을 긋겠다고 자해하며 협박하려고 챙긴 겁니다. 전 서린이를 죽이지 않았어요!"</w:t>
+        <w:t>방범 카메라 단서(칼)가 나왔을 때의 변명: "서린이에게 따지러 간 건 맞아요. 하지만 죽이려던 게 아니라, 내 눈앞에서 진실을 말하지 않으면 내 목을 긋겠다고 자해하며 협박하려고 챙긴 겁니다. 전 서린이를 죽이지 않았어요!" 화면 속 얼굴이 보이지 않는다면 이렇게 버틸 수도 있습니다. "체크무늬 재킷이라니, 그 재킷은 그날 세탁소에 맡겨져 있었어요."</w:t>
       </w:r>
     </w:p>
     <w:p>
@@ -746,6 +776,11 @@
     </w:p>
     <w:p>
       <w:r>
+        <w:t>거실 TV 불빛 이야기가 나오면 붙잡으세요: "보세요, 전 밤새 거실에서 TV를 보고 있었습니다." (사실은 켜둔 채 나갔지만, 그것을 아는 사람은 아무도 없습니다.)</w:t>
+      </w:r>
+    </w:p>
+    <w:p>
+      <w:r>
         <w:t>✦ 연기 팁</w:t>
       </w:r>
     </w:p>
@@ -885,7 +920,12 @@
     <w:p/>
     <w:p>
       <w:r>
-        <w:t>단서카드 (29장)</w:t>
+        <w:t>단서카드 (31장)</w:t>
+      </w:r>
+    </w:p>
+    <w:p>
+      <w:r>
+        <w:t>* [기억 조각]은 형사 전용 비공개 단서입니다. 나머지 일반 단서는 페이즈 시작 시 각자 1장씩 비공개 배분됩니다.</w:t>
       </w:r>
     </w:p>
     <w:p>
@@ -910,6 +950,16 @@
     </w:p>
     <w:p>
       <w:r>
+        <w:t>부고장: 故 박이안 (향년 4세)</w:t>
+      </w:r>
+    </w:p>
+    <w:p>
+      <w:r>
+        <w:t>이안의 진료 기록: 생후부터 이어진 원인 불명의 쇠약 증세. 큰 병원 세 곳을 돌았지만 어느 곳도 뚜렷한 병명을 찾지 못했다. 마지막 소견서에는 '선천적 허약 체질로 추정'이라고만 적혀 있다.</w:t>
+      </w:r>
+    </w:p>
+    <w:p>
+      <w:r>
         <w:t>[기억 조각/형사]: "나는 형사다. 복송동 두 여인 실종사건을 수사하러 신당에 당도했다. 사건이 일어난 날은 1998년 9월 2일 밤이다."</w:t>
       </w:r>
     </w:p>
@@ -920,16 +970,6 @@
     </w:p>
     <w:p>
       <w:r>
-        <w:t>부고장: 故 박이안 (향년 4세)</w:t>
-      </w:r>
-    </w:p>
-    <w:p>
-      <w:r>
-        <w:t>이안의 진료 기록: 생후부터 이어진 원인 불명의 쇠약 증세. 큰 병원 세 곳을 돌았지만 어느 곳도 뚜렷한 병명을 찾지 못했다. 마지막 소견서에는 '선천적 허약 체질로 추정'이라고만 적혀 있다.</w:t>
-      </w:r>
-    </w:p>
-    <w:p>
-      <w:r>
         <w:t>박재훈의 유서: "이안아, 아빠가 미안해. 그렇게 힘들어하는 걸 보고도 지켜주지 못해서. 여보, 먼저 가서 우리 아들 안아주고 있을게."</w:t>
       </w:r>
     </w:p>
@@ -950,6 +990,11 @@
     </w:p>
     <w:p>
       <w:r>
+        <w:t>송이의 일기: 재훈 씨마저 내 곁을 떠나고 나는 결국 혼자 남았다. 그런 나를 버티게 해주는 건 하늘이 뿐이다. 때때로 하늘이를 돌볼 때마다 서린이의 아들이라는 걸 알면서도 꼭 우리 이안이가 살아 돌아온 듯한 기분이 든다.</w:t>
+      </w:r>
+    </w:p>
+    <w:p>
+      <w:r>
         <w:t>[기억 조각/형사]: "어머니가 일찍 돌아가셨다는 사실만 어렴풋이 떠오른다. 그런 엄마를 대신해 가끔 나를 돌봐주던 이모의 슬픈 눈이 떠오른다."</w:t>
       </w:r>
     </w:p>
@@ -965,12 +1010,57 @@
     </w:p>
     <w:p>
       <w:r>
-        <w:t>신당 방범 카메라 캡처본 (실종 당일 밤): 비에 젖은 한송이가 신당 앞에 서 있는 모습. 재킷 밑으로 뾰족한 칼끝이 조금 튀어나와 있다. (경찰에 제출된 기록이 없는, 어디선가 숨겨져 있던 테이프다)</w:t>
-      </w:r>
-    </w:p>
-    <w:p>
-      <w:r>
-        <w:t>이웃 주민 탐문 조서: 실종 사건이 있던 밤이요? 저 끝쪽 강씨네 전원주택 있죠, 건축가 양반네요. 그날 밤 그 집 차고 쪽에서 뭔가 쿵쾅거리는 소란이 났던 것 같아요. 비명 소리 같기도 했는데, 빗소리가 하도 요란해서 확신은 못 하겠네요.</w:t>
+        <w:t>신당 방범 카메라 캡처본 (실종 당일 밤): 비에 젖은 여인이 신당 앞에 서 있는 모습. 재킷 밑으로 뾰족한 칼끝이 조금 튀어나와 있다. 우산과 빗줄기에 얼굴은 가려 보이지 않는다 — 체형과 체크무늬 재킷이 한송이로 추정될 뿐이다. (경찰에 제출된 기록이 없는, 어디선가 숨겨져 있던 테이프다)</w:t>
+      </w:r>
+    </w:p>
+    <w:p>
+      <w:r>
+        <w:t>이웃 주민 탐문 조서: 실종 사건이 있던 밤이요? 저 끝쪽 강씨네 전원주택 있죠, 건축가 양반네요. 그날 밤 그 집 차고 쪽에서 뭔가 쿵쾅거리는 소란이 났던 것 같아요. 비명 소리 같기도 했는데, 빗소리가 하도 요란해서 확신은 못 하겠네요. 아, 그런데 그 집 거실엔 밤새 TV 불빛이 어른거리고 있었어요.</w:t>
+      </w:r>
+    </w:p>
+    <w:p>
+      <w:r>
+        <w:t>새벽의 목격담: 실종 당일 밤을 넘긴 새벽 2시경, 서린의 신당에 불이 켜져 있었고 창호지 너머로 사람 그림자가 분주히 움직였다는 행인의 증언.</w:t>
+      </w:r>
+    </w:p>
+    <w:p>
+      <w:r>
+        <w:t>해월의 수첩: '9월 3일 아침, 사저 신당 방문. 부적 건 상의.' 사건 바로 다음 날 아침, 해월이 그 신당에 갈 예정이었다는 메모.</w:t>
+      </w:r>
+    </w:p>
+    <w:p>
+      <w:r>
+        <w:t>[기억 조각/형사]: "아버지는 낮엔 나를 보며 다정하게 웃었지만, 밤만 되면 술에 취해 흐느꼈다. '미안합니다. 미안해요..' 아버지는 대체 무슨 잘못을 했던 걸까?"</w:t>
+      </w:r>
+    </w:p>
+    <w:p>
+      <w:r>
+        <w:t>4페이즈 — "무엇이 이 비극을 만들었는가?"</w:t>
+      </w:r>
+    </w:p>
+    <w:p>
+      <w:r>
+        <w:t>환명굿 의식 절차 노트: 사주를 훔치는 비방이 적힌 낡은 노트. '1. 두 무당이 결인을 맺고 부적을 두 장 쓴다. 2. 부적을 사주를 바꿀 상대의 방에 각각 하나씩 둔다.'</w:t>
+      </w:r>
+    </w:p>
+    <w:p>
+      <w:r>
+        <w:t>하늘의 방 사진: 평범한 아이의 방. 그런데 이안의 방에 있던 것과 같은 '거북이와 소나무 동양화 족자'가 걸려 있다. 그리고 어딘가 이상하다. 창가의 화분은 완전히 말라비틀어졌고, 해가 드는 책장은 색이 푸르게 바랬으며, 방 전체에 뽀얗게 먼지가 쌓여 있다. 아주 오랫동안, 아무도 살지 않은 방처럼.</w:t>
+      </w:r>
+    </w:p>
+    <w:p>
+      <w:r>
+        <w:t>늙은 무당의 진술 기록: "실종 사건이 있던 날 저녁, 웬 여자가 비를 맞으며 찾아와 부적 한 장을 내밀었습니다. 사주를 훔치는 금기의 부적, 환명부였지요. 사실대로 알려주자 여자는 얼굴이 하얗게 질려서는 인사도 없이 뛰쳐나갔습니다. 경찰에 말하지 않았냐고요? 무당 말을 누가 믿어줍니까."</w:t>
+      </w:r>
+    </w:p>
+    <w:p>
+      <w:r>
+        <w:t>하늘의 그림일기 (1998년 9월 3일): 비뚤배뚤한 글씨. '어젯밤 꿈에 송이 이모가 나왔다. 이모가 무서운 얼굴로 창문 밖에 서 있었다. 아빠랑 이모는 마당에서 숨바꼭질을 했다. 아침에 아빠한테 물어봤더니 다 꿈이라고 했다.'</w:t>
+      </w:r>
+    </w:p>
+    <w:p>
+      <w:r>
+        <w:t>강지석 사망 진단서: 2004년 9월 7일 사망. 사인 - 급성 알코올 중독 및 심부전. 사망 당시 나이에 비해 신체 나이가 70대 노인과 다를 바 없이 극도로 훼손된 상태였음</w:t>
       </w:r>
     </w:p>
     <w:p>
@@ -980,77 +1070,37 @@
     </w:p>
     <w:p>
       <w:r>
+        <w:t>[기억 조각/형사]: "기억 났다. 내 어머니의 이름은 윤서린이다. 나는 28년 전 복송동 두 여인 실종 미제 사건을 수사하던 형사다. 그날 밤 대체 무슨 일이 있었던 걸까?"</w:t>
+      </w:r>
+    </w:p>
+    <w:p>
+      <w:r>
+        <w:t>5페이즈 — "형사는 누구인가. 그리고 우리는 서로를 용서할 수 있는가?"</w:t>
+      </w:r>
+    </w:p>
+    <w:p>
+      <w:r>
+        <w:t>강지석과 윤서린의 폴라로이드 사진: 시계를 선물 받고 기뻐하는 지석. '그렇게 좋아?' '그럼, 우리 아들한테도 물려줄 거야.' (프로필에 형사가 착용하고 있는 시계와 같음)</w:t>
+      </w:r>
+    </w:p>
+    <w:p>
+      <w:r>
+        <w:t>형사와 정해월의 통화 음성 파일: 해월당이죠? 28년 전 실종 사건을 수사하고 있는 강형사입니다. 내일 밤 찾아뵙겠습니다.</w:t>
+      </w:r>
+    </w:p>
+    <w:p>
+      <w:r>
+        <w:t>서린의 유언장: 사망 시 내 명의로 되어 있는 신당은 정해월에게 양도한다.</w:t>
+      </w:r>
+    </w:p>
+    <w:p>
+      <w:r>
         <w:t>꾸려진 여행 가방: 서린의 신당 안방 장롱에서 발견. 현금 뭉치와 갈아입을 옷가지. 당장이라도 어디론가 떠날 수 있게 꾸려져 있었다.</w:t>
       </w:r>
     </w:p>
     <w:p>
       <w:r>
-        <w:t>해월의 수첩: '9월 3일 아침, 사저 신당 방문. 부적 건 상의.' 사건 바로 다음 날 아침, 해월이 그 신당에 갈 예정이었다는 메모.</w:t>
-      </w:r>
-    </w:p>
-    <w:p>
-      <w:r>
-        <w:t>서린의 유언장: 사망 시 내 명의로 되어 있는 신당은 정해월에게 양도한다.</w:t>
-      </w:r>
-    </w:p>
-    <w:p>
-      <w:r>
-        <w:t>[기억 조각/형사]: "아버지는 낮엔 나를 보며 다정하게 웃었지만, 밤만 되면 술에 취해 흐느꼈다. '미안합니다. 미안해요..' 아버지는 대체 무슨 잘못을 했던 걸까?"</w:t>
-      </w:r>
-    </w:p>
-    <w:p>
-      <w:r>
-        <w:t>4페이즈 — "무엇이 이 비극을 만들었는가?"</w:t>
-      </w:r>
-    </w:p>
-    <w:p>
-      <w:r>
-        <w:t>환명굿 의식 절차 노트: 사주를 훔치는 비방이 적힌 낡은 노트. '1. 두 무당이 결인을 맺고 부적을 두 장 쓴다. 2. 부적을 사주를 바꿀 상대의 방에 각각 하나씩 둔다.'</w:t>
-      </w:r>
-    </w:p>
-    <w:p>
-      <w:r>
-        <w:t>하늘의 방 사진: 평범한 아이의 방. 그런데 이안의 방에 있던 것과 같은 '거북이와 소나무 동양화 족자'가 걸려 있다. 그리고 어딘가 이상하다. 창가의 화분은 완전히 말라비틀어졌고, 해가 드는 책장은 색이 푸르게 바랬으며, 방 전체에 뽀얗게 먼지가 쌓여 있다. 아주 오랫동안, 아무도 살지 않은 방처럼.</w:t>
-      </w:r>
-    </w:p>
-    <w:p>
-      <w:r>
-        <w:t>늙은 무당의 진술 기록: "실종 사건이 있던 날 저녁, 웬 여자가 비를 맞으며 찾아와 부적 한 장을 내밀었습니다. 사주를 훔치는 금기의 부적, 환명부였지요. 사실대로 알려주자 여자는 얼굴이 하얗게 질려서는 인사도 없이 뛰쳐나갔습니다. 경찰에 말하지 않았냐고요? 무당 말을 누가 믿어줍니까."</w:t>
-      </w:r>
-    </w:p>
-    <w:p>
-      <w:r>
-        <w:t>하늘의 그림일기 (1998년 9월 3일): 비뚤배뚤한 글씨. '어젯밤 꿈에 송이 이모가 나왔다. 이모가 무서운 얼굴로 창문 밖에 서 있었다. 아빠랑 이모는 마당에서 숨바꼭질을 했다. 아침에 아빠한테 물어봤더니 다 꿈이라고 했다.'</w:t>
-      </w:r>
-    </w:p>
-    <w:p>
-      <w:r>
-        <w:t>강지석 사망 진단서: 2004년 9월 7일 사망. 사인 - 급성 알코올 중독 및 심부전. 사망 당시 나이에 비해 신체 나이가 70대 노인과 다를 바 없이 극도로 훼손된 상태였음</w:t>
-      </w:r>
-    </w:p>
-    <w:p>
-      <w:r>
-        <w:t>송이의 일기: 재훈 씨마저 내 곁을 떠나고 나는 결국 혼자 남았다. 그런 나를 버티게 해주는 건 하늘이 뿐이다. 때때로 하늘이를 돌볼 때마다 서린이의 아들이라는 걸 알면서도 꼭 우리 이안이가 살아 돌아온 듯한 기분이 든다.</w:t>
-      </w:r>
-    </w:p>
-    <w:p>
-      <w:r>
-        <w:t>[기억 조각/형사]: "기억 났다. 내 어머니의 이름은 윤서린이다. 나는 28년 전 복송동 두 여인 실종 미제 사건을 수사하던 형사다. 그날 밤 대체 무슨 일이 있었던 걸까?"</w:t>
-      </w:r>
-    </w:p>
-    <w:p>
-      <w:r>
-        <w:t>5페이즈 — "형사는 누구인가. 그리고 우리는 서로를 용서할 수 있는가?"</w:t>
-      </w:r>
-    </w:p>
-    <w:p>
-      <w:r>
-        <w:t>강지석과 윤서린의 폴라로이드 사진: 시계를 선물 받고 기뻐하는 지석. '그렇게 좋아?' '그럼, 우리 아들한테도 물려줄 거야.' (프로필에 형사가 착용하고 있는 시계와 같음)</w:t>
-      </w:r>
-    </w:p>
-    <w:p>
-      <w:r>
-        <w:t>형사와 정해월의 통화 음성 파일: 해월당이죠? 28년 전 실종 사건을 수사하고 있는 강형사입니다. 내일 밤 찾아뵙겠습니다.</w:t>
+        <w:t>서린의 마지막 일기 (9월 2일 낮): '하늘이가 네 번째 생일 케이크를 다 먹었다. 약속대로, 이제 끝내야 한다. 오늘 밤 송이에게 전부 말하고 무릎을 꿇겠다. 이안이 곁에 무릎 꿇고 빌 수 있다면 백 번이라도 빌겠다. 내가 받을 벌이라면, 무엇이든.'</w:t>
       </w:r>
     </w:p>
     <w:p>
@@ -1066,7 +1116,7 @@
     </w:p>
     <w:p>
       <w:r>
-        <w:t>4페이즈가 시작되면 각자 자신의 인물 이름이 적힌 미션 전환 카드를 몰래 확인합니다. 형사에게는 미션 전환 카드가 없습니다. (4인 플레이 시 강지석의 카드는 사용하지 않습니다.)</w:t>
+        <w:t>4페이즈가 시작되면 각자 자신의 인물 이름이 적힌 미션 전환 카드를 몰래 확인합니다. 형사에게는 미션 전환 카드가 없습니다. (4인 플레이 시 정해월의 카드는 사용하지 않습니다.)</w:t>
       </w:r>
     </w:p>
     <w:p>
@@ -1144,42 +1194,42 @@
     <w:p/>
     <w:p>
       <w:r>
-        <w:t>NPC 강지석 카드 (5장 / 4인 플레이 전용)</w:t>
-      </w:r>
-    </w:p>
-    <w:p>
-      <w:r>
-        <w:t>4인 플레이 시 강지석은 NPC가 됩니다. 각 페이즈가 시작될 때 해당 번호의 카드를 공개하고, 아무나 소리 내어 읽습니다. 플레이어들은 카드에 적힌 진술 이외의 대답을 NPC에게서 얻을 수 없습니다.</w:t>
-      </w:r>
-    </w:p>
-    <w:p>
-      <w:r>
-        <w:t>[카드 1 / 1페이즈 · 자기소개]: "강지석입니다. 서린의 전남편이고, 아들 하늘이를 혼자 키우고 있습니다. 그날 밤엔 집에서 하늘이를 재우고 있었어요. 비가 그렇게 오는데 애를 두고 어딜 갑니까."</w:t>
-      </w:r>
-    </w:p>
-    <w:p>
-      <w:r>
-        <w:t>[카드 2 / 2페이즈]: "양육권 소송이요? 사실입니다. 서린이 하늘이를 데려가겠다고 했으니까. 하지만 그건 부모 싸움이지, 사람 죽일 일이 아닙니다. 그날 밤엔 술을 좀 마시긴 했지만 집 밖으로는 한 발짝도 안 나갔어요. ...왜 다들 나를 그렇게 봅니까."</w:t>
-      </w:r>
-    </w:p>
-    <w:p>
-      <w:r>
-        <w:t>[카드 3 / 3페이즈]: "이안이는... 착한 아이였습니다. 우리 하늘이랑 동갑이었죠. 송이씨가 그 뒤로 어떻게 무너졌는지는 다들 알 겁니다. ...그날 밤 얘기요? 전 모릅니다. 집에 있었으니까."</w:t>
-      </w:r>
-    </w:p>
-    <w:p>
-      <w:r>
-        <w:t>[카드 4 / 4페이즈]: "차고에서 소란이 났다고요? 길고양이가 싸웠거나 빗소리를 잘못 들은 거겠죠. ...정말 그날 밤 얘기는 그만하고 싶군요."</w:t>
-      </w:r>
-    </w:p>
-    <w:p>
-      <w:r>
-        <w:t>[카드 5 / 5페이즈 종료 후, 형사의 재구성이 시작되기 전에 공개]: "...그 진단서가 맞습니다. 나는 이미 죽은 몸이지요. 그러니 더는 숨길 것도 없습니다. 그만. 내가 말하겠습니다. 그날 밤, 칼을 든 송이가 우리 집 마당에 서 있었습니다. 잠든 하늘이의 방 창문을 향해서요. 몸싸움 끝에 정신을 차려보니 송이가 차고에 쓰러져 있었습니다. 겁이 났습니다. 살인자의 아들이라는 꼬리표를 하늘이에게 남길 수 없어서, 서린의 신당 연못에... 두 사람을 가라앉혔습니다. 미안합니다. 정말 미안합니다."</w:t>
-      </w:r>
-    </w:p>
-    <w:p>
-      <w:r>
-        <w:t>* NPC 강지석은 투표하지 않지만, 다른 플레이어가 투표에서 지목할 수는 있습니다. 최후의 발언에서 강지석의 발언 순서는 건너뜁니다. 이미 공개된 [카드 5]가 그의 마지막 말입니다.</w:t>
+        <w:t>NPC 정해월 카드 (5장 / 4인 플레이 전용)</w:t>
+      </w:r>
+    </w:p>
+    <w:p>
+      <w:r>
+        <w:t>4인 플레이 시 정해월은 NPC가 됩니다. 각 페이즈가 시작될 때 해당 번호의 카드를 공개하고, 아무나 소리 내어 읽습니다. 플레이어들은 카드에 적힌 진술 이외의 대답을 NPC에게서 얻을 수 없습니다.</w:t>
+      </w:r>
+    </w:p>
+    <w:p>
+      <w:r>
+        <w:t>[카드 1 / 1페이즈 · 자기소개]: "어서 오세요. 이 정원의 주인, 정해월입니다. 이곳은 강령술로 이어진 자리 — 여러분은 이 정원을 벗어날 수 없습니다. 그리고 부탁드리건대, 죽음에 대한 이야기는 아껴주세요. 영혼이 흔들리면 판 전체가 무너집니다."</w:t>
+      </w:r>
+    </w:p>
+    <w:p>
+      <w:r>
+        <w:t>[카드 2 / 2페이즈]: "장부 말씀이신가요. 굿 인건비는 무속에서 흔한 일입니다. 삼천만 원… 큰돈이지요. 하지만 세상에 대가 없는 굿은 없습니다."</w:t>
+      </w:r>
+    </w:p>
+    <w:p>
+      <w:r>
+        <w:t>[카드 3 / 3페이즈]: "수첩의 메모는 사실입니다. 다음 날 아침, 부적 일로 사저를 뵈러 갔었어요. 그런데 신당은 비어 있었습니다. 사저는… 이미 안 계셨죠."</w:t>
+      </w:r>
+    </w:p>
+    <w:p>
+      <w:r>
+        <w:t>[카드 4 / 4페이즈]: "달이 붉어졌군요. 여러분, 감춘 것이 있다면 스스로에게 물어보세요. 연못은 이미 알고 있습니다. 망설여진다면 — 연못 앞에 서세요. 제가 등을 밀어드리지요."</w:t>
+      </w:r>
+    </w:p>
+    <w:p>
+      <w:r>
+        <w:t>[카드 5 / 5페이즈 종료 후, 형사의 재구성이 시작되기 전에 공개]: "…이제 제 차례군요. 저는 열일곱에 환명굿을 도왔습니다. 그리고 그날 아침, 피로 물든 마루를 제 손으로 지우고 방범 카메라의 테이프를 감췄습니다. 스물여덟 해의 미궁은 제가 만든 것입니다. 강형사님 — 이 판은 제 속죄입니다. 사저, 송이 님, 저를 벌하세요."</w:t>
+      </w:r>
+    </w:p>
+    <w:p>
+      <w:r>
+        <w:t>* NPC 정해월은 투표하지 않지만, 다른 플레이어가 투표에서 지목할 수는 있습니다. 최후의 발언에서 정해월의 발언 순서는 건너뜁니다. 이미 공개된 [카드 5]가 그녀의 마지막 말입니다.</w:t>
       </w:r>
     </w:p>
     <w:p/>
@@ -1211,7 +1261,7 @@
     </w:p>
     <w:p>
       <w:r>
-        <w:t>1. (4인 플레이 시) NPC 강지석의 [카드 5]를 먼저 공개합니다.</w:t>
+        <w:t>1. (4인 플레이 시) NPC 정해월의 [카드 5]를 먼저 공개합니다.</w:t>
       </w:r>
     </w:p>
     <w:p>
@@ -1221,7 +1271,7 @@
     </w:p>
     <w:p>
       <w:r>
-        <w:t>3. 윤서린 &gt; 강지석 &gt; 형사 &gt; 정해월 &gt; 한송이 순으로 약 1분간 자신의 마음을 이야기합니다. (4인 플레이 시 강지석의 순서는 건너뜁니다)</w:t>
+        <w:t>3. 윤서린 &gt; 강지석 &gt; 형사 &gt; 정해월 &gt; 한송이 순으로 약 1분간 자신의 마음을 이야기합니다. (4인 플레이 시 정해월의 순서는 건너뜁니다)</w:t>
       </w:r>
     </w:p>
     <w:p>

--- a/달 아래 비밀 없는 정원_v2.docx
+++ b/달 아래 비밀 없는 정원_v2.docx
@@ -176,12 +176,33 @@
     <w:p/>
     <w:p>
       <w:r>
+        <w:t>낭독자</w:t>
+      </w:r>
+    </w:p>
+    <w:p>
+      <w:r>
+        <w:t>&gt; 페이즈 카드의 공개와 낭독, 시간 관리, "달이 기울었습니다" 선언은 낭독자가 맡습니다. 낭독자는 5인 플레이 시 정해월 플레이어, 4인 플레이 시 형사 플레이어입니다.</w:t>
+      </w:r>
+    </w:p>
+    <w:p>
+      <w:r>
+        <w:t>&gt; 페이즈 카드 뒷면에는 정해월의 진행 대사가 함께 적혀 있습니다. 4인 플레이 시 낭독자는 해월의 목소리로 이 대사를 읽습니다.</w:t>
+      </w:r>
+    </w:p>
+    <w:p>
+      <w:r>
+        <w:t>&gt; 페이즈 시간은 낭독자가 휴대폰 타이머 등으로 잽니다.</w:t>
+      </w:r>
+    </w:p>
+    <w:p/>
+    <w:p>
+      <w:r>
         <w:t>단서카드 운용</w:t>
       </w:r>
     </w:p>
     <w:p>
       <w:r>
-        <w:t>&gt; 각 페이즈가 시작되면 먼저 해당 페이즈 카드를 공개하고, 카드에 적힌 '이번 장의 질문'을 소리 내어 읽습니다. 이 질문이 그 페이즈 토론의 초점입니다.</w:t>
+        <w:t>&gt; 각 페이즈가 시작되면 낭독자가 먼저 해당 페이즈 카드를 공개하고, 카드에 적힌 '이번 장의 질문'과 진행 대사를 소리 내어 읽습니다. 이 질문이 그 페이즈 토론의 초점입니다.</w:t>
       </w:r>
     </w:p>
     <w:p>
@@ -211,12 +232,17 @@
     </w:p>
     <w:p>
       <w:r>
-        <w:t>&gt; 형사의 취조: 형사는 페이즈마다 1회, 한 사람을 지목해 취조할 수 있습니다. 지목당한 사람은 자신이 가진 미공개 단서 중 무작위 1장을 즉시 공개해야 합니다. 가진 단서가 없다면 취조 기회는 소모되지 않습니다.</w:t>
-      </w:r>
-    </w:p>
-    <w:p>
-      <w:r>
-        <w:t>&gt; 4페이즈가 시작되면 단서 배분에 앞서, 각자 자신의 '미션 전환 카드'를 몰래 확인합니다. 내용은 소리 내어 읽지 않습니다.</w:t>
+        <w:t>&gt; 4인 플레이 시 NPC 정해월은 단서를 받지 않으며, 취조 대상도 아닙니다. 남은 단서가 그만큼 늘어나 연못이 비추는 몫이 됩니다.</w:t>
+      </w:r>
+    </w:p>
+    <w:p>
+      <w:r>
+        <w:t>&gt; 형사의 취조: 형사는 페이즈마다 1회, 한 사람을 지목해 취조할 수 있습니다. 지목당한 사람은 자신의 미공개 단서를 모두 뒷면으로 부채꼴로 내밀고, 형사가 그중 1장을 뽑아 공개합니다. 취조 앞에서는 단서 보유 여부와 장수를 속일 수 없습니다. 가진 단서가 없다면 취조 기회는 소모되지 않습니다.</w:t>
+      </w:r>
+    </w:p>
+    <w:p>
+      <w:r>
+        <w:t>&gt; 4페이즈가 시작되면 단서 배분에 앞서, 각자 설정서의 봉인된 '미션 전환' 페이지를 몰래 펼쳐 확인합니다. 내용은 소리 내어 읽지 않습니다.</w:t>
       </w:r>
     </w:p>
     <w:p/>
@@ -237,6 +263,11 @@
     </w:p>
     <w:p>
       <w:r>
+        <w:t>&gt; 연못 앞에 서는 선언은 최후의 발언이 시작되기 전까지만 할 수 있습니다. 최후의 발언과 투표 중에는 달조각을 추가할 수 없습니다.</w:t>
+      </w:r>
+    </w:p>
+    <w:p>
+      <w:r>
         <w:t>&gt; 연못 앞에 선 사람은 자신의 인물 이름이 적힌 [연못의 진실] 카드를 공개하고 소리 내어 읽습니다. 연못은 그가 가장 감추고 싶어 하는 진실을 수면 위로 비춥니다. 거짓도, 변명도 끼어들 수 없습니다.</w:t>
       </w:r>
     </w:p>
@@ -263,7 +294,7 @@
     </w:p>
     <w:p>
       <w:r>
-        <w:t>&gt; 페이즈 시간이 끝나면(혹은 더 나눌 이야기가 없다면) 정해월이 "달이 기울었습니다"라고 선언합니다.</w:t>
+        <w:t>&gt; 페이즈 시간이 끝나면(혹은 더 나눌 이야기가 없다면) 낭독자가 "달이 기울었습니다"라고 선언합니다.</w:t>
       </w:r>
     </w:p>
     <w:p>
@@ -283,6 +314,11 @@
     </w:p>
     <w:p>
       <w:r>
+        <w:t>&gt; 5페이즈에서도 한 줄 문답과 형사의 기록을 똑같이 진행합니다. 다섯 번째 기록이 끝나면 다음 페이즈 카드 대신 '최후의 발언'으로 넘어갑니다.</w:t>
+      </w:r>
+    </w:p>
+    <w:p>
+      <w:r>
         <w:t>&gt; 4인 플레이 시 NPC 정해월은 한 줄 문답에 참여하지 않습니다. 그 페이즈에 공개된 NPC 카드의 진술이 그녀의 답을 대신합니다.</w:t>
       </w:r>
     </w:p>
@@ -299,7 +335,7 @@
     </w:p>
     <w:p>
       <w:r>
-        <w:t>인물 설정서 5부</w:t>
+        <w:t>인물 설정서 5부 (각 권 마지막 장은 봉인된 '미션 전환' 페이지)</w:t>
       </w:r>
     </w:p>
     <w:p>
@@ -309,22 +345,17 @@
     </w:p>
     <w:p>
       <w:r>
-        <w:t>해월당 지도 보드판 1장</w:t>
-      </w:r>
-    </w:p>
-    <w:p>
-      <w:r>
-        <w:t>페이즈 카드 5장</w:t>
-      </w:r>
-    </w:p>
-    <w:p>
-      <w:r>
-        <w:t>단서카드 31장 (일반 단서 26장 + 형사의 기억 조각 5장)</w:t>
-      </w:r>
-    </w:p>
-    <w:p>
-      <w:r>
-        <w:t>미션 전환 카드 4장</w:t>
+        <w:t>해월당 지도 보드판 1장 (모든 카드의 자리가 인쇄되어 있음)</w:t>
+      </w:r>
+    </w:p>
+    <w:p>
+      <w:r>
+        <w:t>페이즈 카드 5장 (뒷면: 이번 장의 질문 + 해월의 진행 대사)</w:t>
+      </w:r>
+    </w:p>
+    <w:p>
+      <w:r>
+        <w:t>단서카드 31장 (일반 단서 26장 + 형사의 기억 조각 5장, 뒷면에 페이즈 번호 표기)</w:t>
       </w:r>
     </w:p>
     <w:p>
@@ -344,7 +375,7 @@
     </w:p>
     <w:p>
       <w:r>
-        <w:t>추리 기록지 1장 (* 필기구는 별도로 준비해 주세요)</w:t>
+        <w:t>추리 기록지 1장</w:t>
       </w:r>
     </w:p>
     <w:p>
@@ -354,7 +385,7 @@
     </w:p>
     <w:p>
       <w:r>
-        <w:t>스포 방지 카드 1장</w:t>
+        <w:t>* 필기구와 타이머(휴대폰)는 별도로 준비해 주세요.</w:t>
       </w:r>
     </w:p>
     <w:p>
@@ -365,6 +396,42 @@
     <w:p/>
     <w:p>
       <w:r>
+        <w:t>게임 준비</w:t>
+      </w:r>
+    </w:p>
+    <w:p>
+      <w:r>
+        <w:t>&gt; 보드판을 테이블 중앙에 펼칩니다. 보드판에는 모든 카드의 자리가 그려져 있습니다 — 그림대로 놓으면 준비가 끝납니다.</w:t>
+      </w:r>
+    </w:p>
+    <w:p>
+      <w:r>
+        <w:t>&gt; 페이즈 카드 1~5를 순서대로 쌓아 보드판의 '달' 칸에 놓습니다.</w:t>
+      </w:r>
+    </w:p>
+    <w:p>
+      <w:r>
+        <w:t>&gt; 단서카드를 뒷면의 페이즈 번호대로 나눠, 보드판의 단서 칸 1~5에 각각 뒷면으로 쌓습니다. [기억 조각] 5장은 따로 모아 형사에게 건넵니다.</w:t>
+      </w:r>
+    </w:p>
+    <w:p>
+      <w:r>
+        <w:t>&gt; 연못의 진실 카드 5장은 이름이 보이도록 연못 둘레의 자리에 놓습니다. 연못의 계시 카드는 연못 중앙에 뒷면으로 놓습니다.</w:t>
+      </w:r>
+    </w:p>
+    <w:p>
+      <w:r>
+        <w:t>&gt; 달조각 토큰 5개는 보드 옆에, 추리 기록지는 형사 앞에 둡니다.</w:t>
+      </w:r>
+    </w:p>
+    <w:p>
+      <w:r>
+        <w:t>&gt; 인물 설정서의 봉인된 마지막 장('미션 전환' 페이지)은 4페이즈가 시작되기 전까지 절대 펼치지 마세요.</w:t>
+      </w:r>
+    </w:p>
+    <w:p/>
+    <w:p>
+      <w:r>
         <w:t>오프닝 페이즈</w:t>
       </w:r>
     </w:p>
@@ -437,7 +504,12 @@
     </w:p>
     <w:p>
       <w:r>
-        <w:t>그날 아침의 약속: 당신의 수첩에는 '9월 3일 아침, 사저 신당 방문'이라는 메모가 남아 있습니다. 수첩 단서가 나오면 방문 약속은 인정하되, 그곳에서 본 것은 숨기세요. "가긴 갔었어요. 그런데 신당은 비어 있었어요. 사저는 이미 안 계셨죠."</w:t>
+        <w:t>기억의 봉인: 이 정원의 기억은 당신이 설계한 것입니다. 당신은 판을 짜며 각자의 기억을 골라 봉인했습니다 — 진실은 반드시 연못과 단서를 통해, 스스로의 입으로 드러나야 하기 때문입니다. 영혼들의 기억이 저마다 다르게 끊겨 있는 것은 우연이 아닙니다.</w:t>
+      </w:r>
+    </w:p>
+    <w:p>
+      <w:r>
+        <w:t>그날 아침의 약속: 당신은 사저와 약속했었습니다 — 하늘의 네 번째 생일까지만 환명부를 두고, 생일이 지나면 부적을 거두고 모든 것을 밝히기로. 수첩의 '9월 3일 아침, 사저 신당 방문. 부적 건 상의'는 그 약속대로 부적을 거두러 가기로 한 메모입니다. 수첩 단서가 나오면 방문 약속은 인정하되, 그곳에서 본 것은 숨기세요. "가긴 갔었어요. 그런데 신당은 비어 있었어요. 사저는 이미 안 계셨죠."</w:t>
       </w:r>
     </w:p>
     <w:p>
@@ -599,7 +671,7 @@
     </w:p>
     <w:p>
       <w:r>
-        <w:t>숨겨온 사실들: 당신은 죄책감과 강박을 이기지 못해 모든 것을 버리고 떠나려 가방을 꾸려두고 있었습니다. 환명굿의 인과로 환청과 환시에 시달려 약 없이는 잠들지 못했던 것도, 하늘의 양육권 소송을 준비했던 것도 사실입니다. 하늘이 없이는 살 수 없었으니까요. 이 단서들이 나오면 사실대로 인정하되, 그날 밤과는 무관하다고 하세요. "전 그저 떠나려 했을 뿐이에요. 그러니 조용히 사라진 것뿐인지도 모르죠."</w:t>
+        <w:t>숨겨온 사실들: 이혼 후 당신은 하늘의 양육권을 되찾으려 소송을 냈지만 패소했습니다. 하늘이 없이는 살 수 없었던 당신은 아이를 데리고 아무도 모르는 곳으로 떠나려 가방을 꾸렸습니다 — 어른 옷과 아이 옷을 함께. 그러나 하늘의 네 번째 생일이 지나던 날, 당신은 도망 대신 죗값을 치르기로 마음을 바꿨습니다. 환명굿의 인과로 환청과 환시에 시달려 약 없이는 잠들지 못했던 것도 사실입니다. 이 단서들이 나오면 사실대로 인정하되, 그날 밤과는 무관하다고 하세요. "전 하늘이를 데리고 떠나려 했을 뿐이에요. 그러니 조용히 사라진 것뿐인지도 모르죠."</w:t>
       </w:r>
     </w:p>
     <w:p>
@@ -881,6 +953,11 @@
         <w:t>공개된 단서카드를 관련된 장소 칸 위에 올려 정리하고, 중앙의 연못 칸에는 연못의 진실로 얻은 달조각 토큰을 놓습니다.</w:t>
       </w:r>
     </w:p>
+    <w:p>
+      <w:r>
+        <w:t>보드판에는 페이즈 카드 자리(달 칸), 페이즈별 단서 더미 칸 1~5, 연못의 진실 카드 자리 5곳, 연못의 계시 카드 자리가 인쇄되어 있어 게임 준비가 그림 한 장으로 끝납니다.</w:t>
+      </w:r>
+    </w:p>
     <w:p/>
     <w:p>
       <w:r>
@@ -889,32 +966,32 @@
     </w:p>
     <w:p>
       <w:r>
-        <w:t>각 카드의 앞면에는 달의 모습이, 뒷면에는 '이번 장의 질문'이 적혀 있습니다.</w:t>
-      </w:r>
-    </w:p>
-    <w:p>
-      <w:r>
-        <w:t>1페이즈 : 둥근 보름달, 환한 빛 — "우리는 누구이며, 왜 이 정원에 모였는가?"</w:t>
-      </w:r>
-    </w:p>
-    <w:p>
-      <w:r>
-        <w:t>2페이즈 : 약간 그늘진 보름달 — "이안이는 왜 죽었는가?"</w:t>
-      </w:r>
-    </w:p>
-    <w:p>
-      <w:r>
-        <w:t>3페이즈 : 구름이 달을 덮기 시작 — "그날 밤, 각자 어디에서 무엇을 했는가?"</w:t>
-      </w:r>
-    </w:p>
-    <w:p>
-      <w:r>
-        <w:t>4페이즈 : 붉은 그림자가 짙어진 달 — "무엇이 이 비극을 만들었는가?"</w:t>
-      </w:r>
-    </w:p>
-    <w:p>
-      <w:r>
-        <w:t>5페이즈 : 핏빛 달이 지고 새벽이 옴 — "형사는 누구인가. 그리고 우리는 서로를 용서할 수 있는가?"</w:t>
+        <w:t>각 카드의 앞면에는 달의 모습이, 뒷면에는 '이번 장의 질문'과 해월의 진행 대사가 적혀 있습니다.</w:t>
+      </w:r>
+    </w:p>
+    <w:p>
+      <w:r>
+        <w:t>1페이즈 : 둥근 보름달, 환한 빛 — "우리는 누구이며, 왜 이 정원에 모였는가?" / 해월의 대사: "달이 가장 밝은 시간입니다. 서로의 얼굴을 익혀 두세요."</w:t>
+      </w:r>
+    </w:p>
+    <w:p>
+      <w:r>
+        <w:t>2페이즈 : 약간 그늘진 보름달 — "이안이는 왜 죽었는가?" / 해월의 대사: "그늘이 지기 시작하는군요. 아이의 이야기를 시작하지요."</w:t>
+      </w:r>
+    </w:p>
+    <w:p>
+      <w:r>
+        <w:t>3페이즈 : 구름이 달을 덮기 시작 — "그날 밤, 각자 어디에서 무엇을 했는가?" / 해월의 대사: "구름이 몰려옵니다. 그날 밤으로 돌아가 봅시다."</w:t>
+      </w:r>
+    </w:p>
+    <w:p>
+      <w:r>
+        <w:t>4페이즈 : 붉은 그림자가 짙어진 달 — "무엇이 이 비극을 만들었는가?" / 해월의 대사: "달이 붉습니다. 이제 감춰진 것들이 떠오를 시간입니다."</w:t>
+      </w:r>
+    </w:p>
+    <w:p>
+      <w:r>
+        <w:t>5페이즈 : 핏빛 달이 지고 새벽이 옴 — "형사는 누구인가. 그리고 우리는 서로를 용서할 수 있는가?" / 해월의 대사: "새벽이 가까워요. 마지막 진실을 마주하세요."</w:t>
       </w:r>
     </w:p>
     <w:p/>
@@ -945,7 +1022,7 @@
     </w:p>
     <w:p>
       <w:r>
-        <w:t>이혼 조정 기록 사본: 이혼 성립 후에도 윤서린이 아들 하늘의 양육권을 되찾으려 소송을 준비 중이었다는 기록. "아이를 못 보면 죽어버릴 것"이라는 발언이 적혀 있다. 강지석과 신당 앞에서 크게 다퉜다는 이웃 증언이 첨부되어 있다.</w:t>
+        <w:t>이혼 조정 기록 사본: 이혼 성립 후 윤서린이 아들 하늘의 양육권을 되찾으려 소송을 냈으나 패소했다는 기록. "아이를 못 보면 죽어버릴 것"이라는 발언이 적혀 있다. 강지석과 신당 앞에서 크게 다퉜다는 이웃 증언이 첨부되어 있다.</w:t>
       </w:r>
     </w:p>
     <w:p>
@@ -1095,7 +1172,7 @@
     </w:p>
     <w:p>
       <w:r>
-        <w:t>꾸려진 여행 가방: 서린의 신당 안방 장롱에서 발견. 현금 뭉치와 갈아입을 옷가지. 당장이라도 어디론가 떠날 수 있게 꾸려져 있었다.</w:t>
+        <w:t>꾸려진 여행 가방: 서린의 신당 안방 장롱에서 발견. 현금 뭉치와 갈아입을 옷가지 — 어른 것과 아이 것이 함께 들어 있다. 당장이라도 어디론가 떠날 수 있게 꾸려져 있었다.</w:t>
       </w:r>
     </w:p>
     <w:p>
@@ -1105,18 +1182,18 @@
     </w:p>
     <w:p>
       <w:r>
-        <w:t>[기억 조각/형사]: "나는 죽었어야 할 아이다. 내 사주와 생명은 원래 내 것이 아니라 이안이의 것이었다. 나는 강하늘이다."</w:t>
+        <w:t>[기억 조각/형사]: "나는 죽었어야 할 아이다. 내 사주와 생명은 원래 내 것이 아니라 이안이의 것이었다. 나는 강하늘이다. …내가 쫓아야 할 것은 범인이 아니라, 빌린 목숨으로 살아온 나 자신인지도 모른다."</w:t>
       </w:r>
     </w:p>
     <w:p/>
     <w:p>
       <w:r>
-        <w:t>미션 전환 카드 (4장)</w:t>
-      </w:r>
-    </w:p>
-    <w:p>
-      <w:r>
-        <w:t>4페이즈가 시작되면 각자 자신의 인물 이름이 적힌 미션 전환 카드를 몰래 확인합니다. 형사에게는 미션 전환 카드가 없습니다. (4인 플레이 시 정해월의 카드는 사용하지 않습니다.)</w:t>
+        <w:t>미션 전환 (설정서 봉인 페이지)</w:t>
+      </w:r>
+    </w:p>
+    <w:p>
+      <w:r>
+        <w:t>4페이즈가 시작되면 각자 설정서의 봉인된 마지막 장을 펼쳐 확인합니다. 형사의 페이지에는 전환이 없습니다. (4인 플레이 시 정해월의 페이지는 사용하지 않습니다.)</w:t>
       </w:r>
     </w:p>
     <w:p>
@@ -1209,12 +1286,12 @@
     </w:p>
     <w:p>
       <w:r>
-        <w:t>[카드 2 / 2페이즈]: "장부 말씀이신가요. 굿 인건비는 무속에서 흔한 일입니다. 삼천만 원… 큰돈이지요. 하지만 세상에 대가 없는 굿은 없습니다."</w:t>
-      </w:r>
-    </w:p>
-    <w:p>
-      <w:r>
-        <w:t>[카드 3 / 3페이즈]: "수첩의 메모는 사실입니다. 다음 날 아침, 부적 일로 사저를 뵈러 갔었어요. 그런데 신당은 비어 있었습니다. 사저는… 이미 안 계셨죠."</w:t>
+        <w:t>[카드 2 / 2페이즈]: "무속에서 굿에는 대가가 따르는 법입니다. 큰 굿일수록, 큰 대가가 따르지요. …그 이상은, 물으시면 답하겠습니다."</w:t>
+      </w:r>
+    </w:p>
+    <w:p>
+      <w:r>
+        <w:t>[카드 3 / 3페이즈]: "그날 밤 이후로 사저를 뵙지 못했습니다. …마지막 약속은, 끝내 지키지 못했지요."</w:t>
       </w:r>
     </w:p>
     <w:p>
@@ -1235,74 +1312,53 @@
     <w:p/>
     <w:p>
       <w:r>
-        <w:t>스포 방지 카드</w:t>
-      </w:r>
-    </w:p>
-    <w:p>
-      <w:r>
-        <w:t>게임의 원활한 진행을 위한 스포 방지 카드입니다.</w:t>
-      </w:r>
-    </w:p>
-    <w:p>
-      <w:r>
-        <w:t>해당 페이즈가 되기 전 카드 밑을 보아서는 안 됩니다.</w:t>
-      </w:r>
-    </w:p>
-    <w:p>
-      <w:r>
-        <w:t>실수로 뒷면을 보거나 들추지 않도록 주의해 주세요.</w:t>
+        <w:t>최후의 발언</w:t>
+      </w:r>
+    </w:p>
+    <w:p>
+      <w:r>
+        <w:t>1. (4인 플레이 시) NPC 정해월의 [카드 5]를 먼저 공개합니다.</w:t>
+      </w:r>
+    </w:p>
+    <w:p>
+      <w:r>
+        <w:t>2. 형사의 재구성: 형사가 추리 기록지에 적힌 다섯 줄을 차례로 낭독하며, 자신이 추리한 사건의 전말을 재구성해 들려줍니다.</w:t>
+      </w:r>
+    </w:p>
+    <w:p>
+      <w:r>
+        <w:t>3. 윤서린 &gt; 강지석 &gt; 형사 &gt; 정해월 &gt; 한송이 순으로 약 1분간 자신의 마음을 이야기합니다. (4인 플레이 시 정해월의 순서는 건너뜁니다)</w:t>
+      </w:r>
+    </w:p>
+    <w:p>
+      <w:r>
+        <w:t>4. 발언이 끝나면 투표 페이즈로 넘어갑니다.</w:t>
       </w:r>
     </w:p>
     <w:p/>
     <w:p>
       <w:r>
-        <w:t>최후의 발언</w:t>
-      </w:r>
-    </w:p>
-    <w:p>
-      <w:r>
-        <w:t>1. (4인 플레이 시) NPC 정해월의 [카드 5]를 먼저 공개합니다.</w:t>
-      </w:r>
-    </w:p>
-    <w:p>
-      <w:r>
-        <w:t>2. 형사의 재구성: 형사가 추리 기록지에 적힌 다섯 줄을 차례로 낭독하며, 자신이 추리한 사건의 전말을 재구성해 들려줍니다.</w:t>
-      </w:r>
-    </w:p>
-    <w:p>
-      <w:r>
-        <w:t>3. 윤서린 &gt; 강지석 &gt; 형사 &gt; 정해월 &gt; 한송이 순으로 약 1분간 자신의 마음을 이야기합니다. (4인 플레이 시 정해월의 순서는 건너뜁니다)</w:t>
-      </w:r>
-    </w:p>
-    <w:p>
-      <w:r>
-        <w:t>4. 발언이 끝나면 투표 페이즈로 넘어갑니다.</w:t>
+        <w:t>투표 페이즈</w:t>
+      </w:r>
+    </w:p>
+    <w:p>
+      <w:r>
+        <w:t>모든 이야기가 끝났습니다.</w:t>
+      </w:r>
+    </w:p>
+    <w:p>
+      <w:r>
+        <w:t>셋을 센 뒤, 이 비극의 죄인이라 생각하는 이를 동시에 가리켜 주세요.</w:t>
+      </w:r>
+    </w:p>
+    <w:p>
+      <w:r>
+        <w:t>다른 사람을 가리켜도, 자기 자신을 가리켜도 좋습니다. 오직 당신의 마음이 시키는 대로 하세요.</w:t>
       </w:r>
     </w:p>
     <w:p/>
     <w:p>
       <w:r>
-        <w:t>투표 페이즈</w:t>
-      </w:r>
-    </w:p>
-    <w:p>
-      <w:r>
-        <w:t>모든 이야기가 끝났습니다.</w:t>
-      </w:r>
-    </w:p>
-    <w:p>
-      <w:r>
-        <w:t>셋을 센 뒤, 이 비극의 죄인이라 생각하는 이를 동시에 가리켜 주세요.</w:t>
-      </w:r>
-    </w:p>
-    <w:p>
-      <w:r>
-        <w:t>다른 사람을 가리켜도, 자기 자신을 가리켜도 좋습니다. 오직 당신의 마음이 시키는 대로 하세요.</w:t>
-      </w:r>
-    </w:p>
-    <w:p/>
-    <w:p>
-      <w:r>
         <w:t>엔딩북</w:t>
       </w:r>
     </w:p>
@@ -1328,7 +1384,7 @@
     </w:p>
     <w:p>
       <w:r>
-        <w:t>윤서린 역시 친구의 인생을 망쳤다는 죄책감과 환명굿을 한 인과로 인해 극심한 강박 증세에 시달리고, 강지석은 그런 서린을 떠나 하늘을 홀로 키웁니다.</w:t>
+        <w:t>윤서린 역시 친구의 인생을 망쳤다는 죄책감과 환명굿을 한 인과로 인해 극심한 강박 증세에 시달리고, 강지석은 그런 서린을 떠나 하늘을 홀로 키웁니다. 서린은 하늘의 양육권을 되찾으려 소송을 냈으나 패소했고, 아이를 데리고 아무도 모르는 곳으로 떠나려 가방까지 꾸렸습니다. 그러나 사매 해월과의 약속 — 하늘의 네 번째 생일까지만 환명부를 두고, 생일이 지나면 부적을 거두고 모든 것을 밝히기로 한 약속 — 이 그녀를 붙들었습니다. 하늘이 무사히 네 번째 생일을 넘긴 그날, 서린은 도망 대신 죗값을 치르기로 마음을 바꿉니다. 그날 밤 송이에게 전부 고백하고 무릎을 꿇을 작정이었습니다.</w:t>
       </w:r>
     </w:p>
     <w:p>
@@ -1338,7 +1394,7 @@
     </w:p>
     <w:p>
       <w:r>
-        <w:t>남편과 아들을 잃고 피폐해진 한송이는 어느 날 아들의 꿈을 꾸게 됩니다. 사주가 강제로 바뀌어 저승사자의 명부에 오르지 못해 차사조차 영혼을 인도해 가지 못해 구천의 미아가 된 것이었습니다. 족자를 가리키며 저게 나를 괴롭게 한다는 이안의 말을 마지막으로 잠에서 깬 한송이는 족자와 그림 사이에서 수상한 부적을 발견하게 됩니다. 이웃 동네의 늙은 무당을 찾아가 그 부적이 이안이의 사주를 훔치는 '환명부'였다는 걸 알게 된 한송이는 분노에 차 칼을 들고 윤서린에게로 향합니다.</w:t>
+        <w:t>그리고 바로 그날 — 하늘이 만 네 살을 넘기는 순간 환명굿은 완성되었습니다. 이안의 혼은 명부 밖으로 완전히 밀려났고, 그렇기에 그날 밤 비로소 어미의 꿈에 나타날 수 있었습니다. 남편과 아들을 잃고 피폐해진 한송이는 그렇게 아들의 꿈을 꿉니다. 사주가 강제로 바뀌어 저승사자의 명부에 오르지 못해 차사조차 영혼을 인도해 가지 못해 구천의 미아가 된 것이었습니다. 족자를 가리키며 저게 나를 괴롭게 한다는 이안의 말을 마지막으로 잠에서 깬 한송이는 족자와 그림 사이에서 수상한 부적을 발견하게 됩니다. 이웃 동네의 늙은 무당을 찾아가 그 부적이 이안이의 사주를 훔치는 '환명부'였다는 걸 알게 된 한송이는 분노에 차 칼을 들고 윤서린에게로 향합니다. 서린이 제 입으로 고백하려던 바로 그 밤 — 참회와 복수가 같은 문 앞에서 엇갈렸고, 칼이 말보다 먼저 도착했습니다.</w:t>
       </w:r>
     </w:p>
     <w:p>
